--- a/literature review LLM.docx
+++ b/literature review LLM.docx
@@ -2981,7 +2981,6 @@
         </w:rPr>
         <w:t xml:space="preserve"> shown in </w:t>
       </w:r>
-      <w:proofErr w:type="gramStart"/>
       <w:r>
         <w:rPr>
           <w:rFonts w:ascii="Times New Roman" w:eastAsia="Calibri" w:hAnsi="Times New Roman" w:cs="Times New Roman"/>
@@ -3001,7 +3000,6 @@
         </w:rPr>
         <w:t>.</w:t>
       </w:r>
-      <w:proofErr w:type="gramEnd"/>
       <w:r>
         <w:rPr>
           <w:rFonts w:ascii="Times New Roman" w:eastAsia="Calibri" w:hAnsi="Times New Roman" w:cs="Times New Roman"/>
@@ -5685,7 +5683,6 @@
         <w:t xml:space="preserve"> of the transformer. </w:t>
       </w:r>
       <w:proofErr w:type="spellStart"/>
-      <w:proofErr w:type="gramStart"/>
       <w:r>
         <w:rPr>
           <w:rFonts w:ascii="Times New Roman" w:eastAsia="Times New Roman" w:hAnsi="Times New Roman" w:cs="Times New Roman"/>
@@ -5693,7 +5690,6 @@
         <w:t>InterpreT</w:t>
       </w:r>
       <w:proofErr w:type="spellEnd"/>
-      <w:proofErr w:type="gramEnd"/>
       <w:r>
         <w:rPr>
           <w:rFonts w:ascii="Times New Roman" w:eastAsia="Times New Roman" w:hAnsi="Times New Roman" w:cs="Times New Roman"/>
@@ -6357,21 +6353,7 @@
         <w:rPr>
           <w:rFonts w:ascii="Times New Roman" w:eastAsia="system-ui" w:hAnsi="Times New Roman" w:cs="Times New Roman"/>
         </w:rPr>
-        <w:t xml:space="preserve">The paper hypothesizes that contextualized word embedding </w:t>
-      </w:r>
-      <w:proofErr w:type="gramStart"/>
-      <w:r>
-        <w:rPr>
-          <w:rFonts w:ascii="Times New Roman" w:eastAsia="system-ui" w:hAnsi="Times New Roman" w:cs="Times New Roman"/>
-        </w:rPr>
-        <w:t>as</w:t>
-      </w:r>
-      <w:proofErr w:type="gramEnd"/>
-      <w:r>
-        <w:rPr>
-          <w:rFonts w:ascii="Times New Roman" w:eastAsia="system-ui" w:hAnsi="Times New Roman" w:cs="Times New Roman"/>
-        </w:rPr>
-        <w:t xml:space="preserve"> a sparse linear superposition of transformer factors. It proves that word embedding vectors can be factorized into sparse linear combination of word factors.</w:t>
+        <w:t>The paper hypothesizes that contextualized word embedding as a sparse linear superposition of transformer factors. It proves that word embedding vectors can be factorized into sparse linear combination of word factors.</w:t>
       </w:r>
       <w:r>
         <w:rPr>
@@ -6965,14 +6947,7 @@
         <w:rPr>
           <w:rFonts w:ascii="Times New Roman" w:eastAsia="system-ui" w:hAnsi="Times New Roman" w:cs="Times New Roman"/>
         </w:rPr>
-        <w:t xml:space="preserve">. To determine low-, mid-, and high-level transformer factors with importance score, we build a single dictionary for all layers, A major question in representation learning is “Where does the network learn certain information?” To answer this question, we compute an importance score for each transformer factor as </w:t>
-      </w:r>
-      <w:proofErr w:type="gramStart"/>
-      <w:r>
-        <w:rPr>
-          <w:rFonts w:ascii="Times New Roman" w:eastAsia="system-ui" w:hAnsi="Times New Roman" w:cs="Times New Roman"/>
-        </w:rPr>
-        <w:t>I</w:t>
+        <w:t>. To determine low-, mid-, and high-level transformer factors with importance score, we build a single dictionary for all layers, A major question in representation learning is “Where does the network learn certain information?” To answer this question, we compute an importance score for each transformer factor as I</w:t>
       </w:r>
       <w:r>
         <w:rPr>
@@ -6985,14 +6960,7 @@
         <w:rPr>
           <w:rFonts w:ascii="Times New Roman" w:eastAsia="system-ui" w:hAnsi="Times New Roman" w:cs="Times New Roman"/>
         </w:rPr>
-        <w:t>.</w:t>
-      </w:r>
-      <w:proofErr w:type="gramEnd"/>
-      <w:r>
-        <w:rPr>
-          <w:rFonts w:ascii="Times New Roman" w:eastAsia="system-ui" w:hAnsi="Times New Roman" w:cs="Times New Roman"/>
-        </w:rPr>
-        <w:t xml:space="preserve"> where </w:t>
+        <w:t xml:space="preserve">. where </w:t>
       </w:r>
       <w:proofErr w:type="spellStart"/>
       <w:r>
@@ -8316,7 +8284,7 @@
         <w:rPr>
           <w:rFonts w:ascii="Times New Roman" w:eastAsia="system-ui" w:hAnsi="Times New Roman" w:cs="Times New Roman"/>
         </w:rPr>
-        <w:t xml:space="preserve"> is the easiest to understand, specifically because it was applied to a question and answer use case so the understanding we gain is a </w:t>
+        <w:t xml:space="preserve"> is the easiest to understand, specifically because it was applied to a use case so the understanding we gain is a </w:t>
       </w:r>
       <w:r>
         <w:rPr>
@@ -8328,7 +8296,19 @@
         <w:rPr>
           <w:rFonts w:ascii="Times New Roman" w:eastAsia="system-ui" w:hAnsi="Times New Roman" w:cs="Times New Roman"/>
         </w:rPr>
-        <w:t>question, and those we can follow the layers to better understand how it comes to this conclusion</w:t>
+        <w:t>question, and th</w:t>
+      </w:r>
+      <w:r>
+        <w:rPr>
+          <w:rFonts w:ascii="Times New Roman" w:eastAsia="system-ui" w:hAnsi="Times New Roman" w:cs="Times New Roman"/>
+        </w:rPr>
+        <w:t>us</w:t>
+      </w:r>
+      <w:r>
+        <w:rPr>
+          <w:rFonts w:ascii="Times New Roman" w:eastAsia="system-ui" w:hAnsi="Times New Roman" w:cs="Times New Roman"/>
+        </w:rPr>
+        <w:t xml:space="preserve"> we can follow the layers to better understand how it comes to this conclusion</w:t>
       </w:r>
       <w:r>
         <w:rPr>
@@ -8348,13 +8328,55 @@
         <w:rPr>
           <w:rFonts w:ascii="Times New Roman" w:eastAsia="system-ui" w:hAnsi="Times New Roman" w:cs="Times New Roman"/>
         </w:rPr>
-        <w:t xml:space="preserve"> makes use of PCA which shows the priority </w:t>
-      </w:r>
-      <w:r>
-        <w:rPr>
-          <w:rFonts w:ascii="Times New Roman" w:eastAsia="system-ui" w:hAnsi="Times New Roman" w:cs="Times New Roman"/>
-        </w:rPr>
-        <w:t>is to preserve the local structure</w:t>
+        <w:t xml:space="preserve"> makes use of PCA </w:t>
+      </w:r>
+      <w:r>
+        <w:rPr>
+          <w:rFonts w:ascii="Times New Roman" w:eastAsia="system-ui" w:hAnsi="Times New Roman" w:cs="Times New Roman"/>
+        </w:rPr>
+        <w:t xml:space="preserve">because it </w:t>
+      </w:r>
+      <w:r>
+        <w:rPr>
+          <w:rFonts w:ascii="Times New Roman" w:eastAsia="system-ui" w:hAnsi="Times New Roman" w:cs="Times New Roman"/>
+        </w:rPr>
+        <w:t>priorit</w:t>
+      </w:r>
+      <w:r>
+        <w:rPr>
+          <w:rFonts w:ascii="Times New Roman" w:eastAsia="system-ui" w:hAnsi="Times New Roman" w:cs="Times New Roman"/>
+        </w:rPr>
+        <w:t>izes</w:t>
+      </w:r>
+      <w:r>
+        <w:rPr>
+          <w:rFonts w:ascii="Times New Roman" w:eastAsia="system-ui" w:hAnsi="Times New Roman" w:cs="Times New Roman"/>
+        </w:rPr>
+        <w:t xml:space="preserve"> </w:t>
+      </w:r>
+      <w:r>
+        <w:rPr>
+          <w:rFonts w:ascii="Times New Roman" w:eastAsia="system-ui" w:hAnsi="Times New Roman" w:cs="Times New Roman"/>
+        </w:rPr>
+        <w:t>the</w:t>
+      </w:r>
+      <w:r>
+        <w:rPr>
+          <w:rFonts w:ascii="Times New Roman" w:eastAsia="system-ui" w:hAnsi="Times New Roman" w:cs="Times New Roman"/>
+        </w:rPr>
+        <w:t xml:space="preserve"> preserv</w:t>
+      </w:r>
+      <w:r>
+        <w:rPr>
+          <w:rFonts w:ascii="Times New Roman" w:eastAsia="system-ui" w:hAnsi="Times New Roman" w:cs="Times New Roman"/>
+        </w:rPr>
+        <w:t>ation of</w:t>
+      </w:r>
+      <w:r>
+        <w:rPr>
+          <w:rFonts w:ascii="Times New Roman" w:eastAsia="system-ui" w:hAnsi="Times New Roman" w:cs="Times New Roman"/>
+        </w:rPr>
+        <w:t xml:space="preserve"> the local structure</w:t>
       </w:r>
       <w:r>
         <w:rPr>
@@ -8386,7 +8408,19 @@
         <w:rPr>
           <w:rFonts w:ascii="Times New Roman" w:eastAsia="system-ui" w:hAnsi="Times New Roman" w:cs="Times New Roman"/>
         </w:rPr>
-        <w:t xml:space="preserve"> is however not as effective for application with </w:t>
+        <w:t xml:space="preserve"> is however not as effective </w:t>
+      </w:r>
+      <w:r>
+        <w:rPr>
+          <w:rFonts w:ascii="Times New Roman" w:eastAsia="system-ui" w:hAnsi="Times New Roman" w:cs="Times New Roman"/>
+        </w:rPr>
+        <w:t>for</w:t>
+      </w:r>
+      <w:r>
+        <w:rPr>
+          <w:rFonts w:ascii="Times New Roman" w:eastAsia="system-ui" w:hAnsi="Times New Roman" w:cs="Times New Roman"/>
+        </w:rPr>
+        <w:t xml:space="preserve"> application with </w:t>
       </w:r>
       <w:r>
         <w:rPr>
@@ -8646,26 +8680,26 @@
         <w:rPr>
           <w:rFonts w:ascii="Times New Roman" w:eastAsia="system-ui" w:hAnsi="Times New Roman" w:cs="Times New Roman"/>
         </w:rPr>
-        <w:t xml:space="preserve">by providing an </w:t>
+        <w:t>by providing an understanding of both</w:t>
+      </w:r>
+      <w:r>
+        <w:rPr>
+          <w:rFonts w:ascii="Times New Roman" w:eastAsia="system-ui" w:hAnsi="Times New Roman" w:cs="Times New Roman"/>
+        </w:rPr>
+        <w:t>.</w:t>
+      </w:r>
+      <w:r>
+        <w:rPr>
+          <w:rFonts w:ascii="Times New Roman" w:eastAsia="system-ui" w:hAnsi="Times New Roman" w:cs="Times New Roman"/>
+        </w:rPr>
+        <w:t xml:space="preserve"> The tools </w:t>
       </w:r>
       <w:r>
         <w:rPr>
           <w:rFonts w:ascii="Times New Roman" w:eastAsia="system-ui" w:hAnsi="Times New Roman" w:cs="Times New Roman"/>
         </w:rPr>
         <w:lastRenderedPageBreak/>
-        <w:t>understanding of both</w:t>
-      </w:r>
-      <w:r>
-        <w:rPr>
-          <w:rFonts w:ascii="Times New Roman" w:eastAsia="system-ui" w:hAnsi="Times New Roman" w:cs="Times New Roman"/>
-        </w:rPr>
-        <w:t>.</w:t>
-      </w:r>
-      <w:r>
-        <w:rPr>
-          <w:rFonts w:ascii="Times New Roman" w:eastAsia="system-ui" w:hAnsi="Times New Roman" w:cs="Times New Roman"/>
-        </w:rPr>
-        <w:t xml:space="preserve"> The tools interactivity however is very </w:t>
+        <w:t xml:space="preserve">interactivity however is very </w:t>
       </w:r>
       <w:r>
         <w:rPr>
@@ -8875,21 +8909,7 @@
         <w:rPr>
           <w:rFonts w:ascii="Times New Roman" w:eastAsia="Times New Roman" w:hAnsi="Times New Roman" w:cs="Times New Roman"/>
         </w:rPr>
-        <w:t xml:space="preserve">gives insight </w:t>
-      </w:r>
-      <w:proofErr w:type="gramStart"/>
-      <w:r>
-        <w:rPr>
-          <w:rFonts w:ascii="Times New Roman" w:eastAsia="Times New Roman" w:hAnsi="Times New Roman" w:cs="Times New Roman"/>
-        </w:rPr>
-        <w:t>to</w:t>
-      </w:r>
-      <w:proofErr w:type="gramEnd"/>
-      <w:r>
-        <w:rPr>
-          <w:rFonts w:ascii="Times New Roman" w:eastAsia="Times New Roman" w:hAnsi="Times New Roman" w:cs="Times New Roman"/>
-        </w:rPr>
-        <w:t xml:space="preserve"> how predictions and unmasking can be done by LLMs</w:t>
+        <w:t>gives insight to how predictions and unmasking can be done by LLMs</w:t>
       </w:r>
       <w:r>
         <w:rPr>
@@ -9047,21 +9067,7 @@
         <w:rPr>
           <w:rFonts w:ascii="Times New Roman" w:eastAsia="system-ui" w:hAnsi="Times New Roman" w:cs="Times New Roman"/>
         </w:rPr>
-        <w:t xml:space="preserve">a staple in the visualization of attention, but this is not enough to justify the </w:t>
-      </w:r>
-      <w:proofErr w:type="gramStart"/>
-      <w:r>
-        <w:rPr>
-          <w:rFonts w:ascii="Times New Roman" w:eastAsia="system-ui" w:hAnsi="Times New Roman" w:cs="Times New Roman"/>
-        </w:rPr>
-        <w:t>models</w:t>
-      </w:r>
-      <w:proofErr w:type="gramEnd"/>
-      <w:r>
-        <w:rPr>
-          <w:rFonts w:ascii="Times New Roman" w:eastAsia="system-ui" w:hAnsi="Times New Roman" w:cs="Times New Roman"/>
-        </w:rPr>
-        <w:t xml:space="preserve"> </w:t>
+        <w:t xml:space="preserve">a staple in the visualization of attention, but this is not enough to justify the models </w:t>
       </w:r>
       <w:r>
         <w:rPr>
